--- a/arquivos/AC 1.docx
+++ b/arquivos/AC 1.docx
@@ -114,14 +114,7 @@
           <w:b/>
           <w:bCs/>
         </w:rPr>
-        <w:t>Link do GitHub (Projeto/arquivos)</w:t>
-      </w:r>
-      <w:r>
-        <w:rPr>
-          <w:b/>
-          <w:bCs/>
-        </w:rPr>
-        <w:t>:</w:t>
+        <w:t>Link do GitHub (Projeto/arquivos):</w:t>
       </w:r>
     </w:p>
     <w:p>
@@ -146,6 +139,38 @@
     </w:p>
     <w:p>
       <w:pPr>
+        <w:pStyle w:val="PargrafodaLista"/>
+        <w:numPr>
+          <w:ilvl w:val="0"/>
+          <w:numId w:val="2"/>
+        </w:numPr>
+      </w:pPr>
+      <w:r>
+        <w:rPr>
+          <w:b/>
+          <w:bCs/>
+        </w:rPr>
+        <w:t>Link do Vídeo:</w:t>
+      </w:r>
+      <w:r>
+        <w:t xml:space="preserve"> </w:t>
+      </w:r>
+      <w:hyperlink r:id="rId7" w:history="1">
+        <w:r>
+          <w:rPr>
+            <w:rStyle w:val="Hyperlink"/>
+          </w:rPr>
+          <w:t>https://youtu.be/Z7he5PypCJo</w:t>
+        </w:r>
+      </w:hyperlink>
+    </w:p>
+    <w:p>
+      <w:pPr>
+        <w:pStyle w:val="PargrafodaLista"/>
+      </w:pPr>
+    </w:p>
+    <w:p>
+      <w:pPr>
         <w:rPr>
           <w:b/>
           <w:bCs/>
@@ -305,7 +330,7 @@
       <w:r>
         <w:t xml:space="preserve"> </w:t>
       </w:r>
-      <w:hyperlink r:id="rId7" w:history="1">
+      <w:hyperlink r:id="rId8" w:history="1">
         <w:r>
           <w:rPr>
             <w:rStyle w:val="Hyperlink"/>
@@ -401,7 +426,7 @@
       <w:pPr>
         <w:ind w:left="12" w:firstLine="708"/>
       </w:pPr>
-      <w:hyperlink r:id="rId8" w:history="1">
+      <w:hyperlink r:id="rId9" w:history="1">
         <w:r>
           <w:rPr>
             <w:rStyle w:val="Hyperlink"/>
@@ -433,7 +458,7 @@
       <w:pPr>
         <w:ind w:firstLine="708"/>
       </w:pPr>
-      <w:hyperlink r:id="rId9" w:history="1">
+      <w:hyperlink r:id="rId10" w:history="1">
         <w:r>
           <w:rPr>
             <w:rStyle w:val="Hyperlink"/>
@@ -484,7 +509,7 @@
   <w:abstractNum w:abstractNumId="0" w15:restartNumberingAfterBreak="0">
     <w:nsid w:val="08752F9C"/>
     <w:multiLevelType w:val="hybridMultilevel"/>
-    <w:tmpl w:val="5148C224"/>
+    <w:tmpl w:val="A240FA28"/>
     <w:lvl w:ilvl="0" w:tplc="04160001">
       <w:start w:val="1"/>
       <w:numFmt w:val="bullet"/>
@@ -1656,6 +1681,18 @@
       <w:shd w:val="clear" w:color="auto" w:fill="E1DFDD"/>
     </w:rPr>
   </w:style>
+  <w:style w:type="character" w:styleId="HiperlinkVisitado">
+    <w:name w:val="FollowedHyperlink"/>
+    <w:basedOn w:val="Fontepargpadro"/>
+    <w:uiPriority w:val="99"/>
+    <w:semiHidden/>
+    <w:unhideWhenUsed/>
+    <w:rsid w:val="00A72FDE"/>
+    <w:rPr>
+      <w:color w:val="954F72" w:themeColor="followedHyperlink"/>
+      <w:u w:val="single"/>
+    </w:rPr>
+  </w:style>
 </w:styles>
 </file>
 
